--- a/5.master_pipeline_failure_reason/pipeline_failure.docx
+++ b/5.master_pipeline_failure_reason/pipeline_failure.docx
@@ -531,10 +531,10 @@
       <w:r>
         <w:lastRenderedPageBreak/>
         <w:drawing>
-          <wp:inline distT="0" distB="0" distL="0" distR="0" wp14:anchorId="4EC6B189" wp14:editId="33835405">
-            <wp:extent cx="5731510" cy="2954020"/>
-            <wp:effectExtent l="0" t="0" r="2540" b="0"/>
-            <wp:docPr id="386488253" name="Picture 1"/>
+          <wp:inline distT="0" distB="0" distL="0" distR="0" wp14:anchorId="3EC3563D" wp14:editId="09D0C914">
+            <wp:extent cx="5731510" cy="3057525"/>
+            <wp:effectExtent l="0" t="0" r="2540" b="9525"/>
+            <wp:docPr id="783708829" name="Picture 1"/>
             <wp:cNvGraphicFramePr>
               <a:graphicFrameLocks xmlns:a="http://schemas.openxmlformats.org/drawingml/2006/main" noChangeAspect="1"/>
             </wp:cNvGraphicFramePr>
@@ -542,7 +542,7 @@
               <a:graphicData uri="http://schemas.openxmlformats.org/drawingml/2006/picture">
                 <pic:pic xmlns:pic="http://schemas.openxmlformats.org/drawingml/2006/picture">
                   <pic:nvPicPr>
-                    <pic:cNvPr id="386488253" name=""/>
+                    <pic:cNvPr id="783708829" name=""/>
                     <pic:cNvPicPr/>
                   </pic:nvPicPr>
                   <pic:blipFill>
@@ -554,7 +554,7 @@
                   <pic:spPr>
                     <a:xfrm>
                       <a:off x="0" y="0"/>
-                      <a:ext cx="5731510" cy="2954020"/>
+                      <a:ext cx="5731510" cy="3057525"/>
                     </a:xfrm>
                     <a:prstGeom prst="rect">
                       <a:avLst/>
@@ -569,14 +569,11 @@
     </w:p>
     <w:p>
       <w:r>
-        <w:rPr>
-          <w:noProof/>
-        </w:rPr>
         <w:drawing>
-          <wp:inline distT="0" distB="0" distL="0" distR="0" wp14:anchorId="49484B0E" wp14:editId="11C406BC">
-            <wp:extent cx="5731510" cy="2933700"/>
+          <wp:inline distT="0" distB="0" distL="0" distR="0" wp14:anchorId="216BB813" wp14:editId="55CAEC66">
+            <wp:extent cx="5731510" cy="2939415"/>
             <wp:effectExtent l="0" t="0" r="2540" b="0"/>
-            <wp:docPr id="815429078" name="Picture 1"/>
+            <wp:docPr id="2096496848" name="Picture 1"/>
             <wp:cNvGraphicFramePr>
               <a:graphicFrameLocks xmlns:a="http://schemas.openxmlformats.org/drawingml/2006/main" noChangeAspect="1"/>
             </wp:cNvGraphicFramePr>
@@ -584,7 +581,7 @@
               <a:graphicData uri="http://schemas.openxmlformats.org/drawingml/2006/picture">
                 <pic:pic xmlns:pic="http://schemas.openxmlformats.org/drawingml/2006/picture">
                   <pic:nvPicPr>
-                    <pic:cNvPr id="815429078" name=""/>
+                    <pic:cNvPr id="2096496848" name=""/>
                     <pic:cNvPicPr/>
                   </pic:nvPicPr>
                   <pic:blipFill>
@@ -596,7 +593,7 @@
                   <pic:spPr>
                     <a:xfrm>
                       <a:off x="0" y="0"/>
-                      <a:ext cx="5731510" cy="2933700"/>
+                      <a:ext cx="5731510" cy="2939415"/>
                     </a:xfrm>
                     <a:prstGeom prst="rect">
                       <a:avLst/>
@@ -617,6 +614,9 @@
     </w:p>
     <w:p>
       <w:r>
+        <w:rPr>
+          <w:noProof/>
+        </w:rPr>
         <w:lastRenderedPageBreak/>
         <w:drawing>
           <wp:inline distT="0" distB="0" distL="0" distR="0" wp14:anchorId="19E4CC36" wp14:editId="1B59AAFC">
@@ -657,9 +657,12 @@
     </w:p>
     <w:p>
       <w:r>
+        <w:rPr>
+          <w:noProof/>
+        </w:rPr>
         <w:lastRenderedPageBreak/>
         <w:drawing>
-          <wp:inline distT="0" distB="0" distL="0" distR="0" wp14:anchorId="4F5242E8" wp14:editId="77C633F9">
+          <wp:inline distT="0" distB="0" distL="0" distR="0" wp14:anchorId="4F5242E8" wp14:editId="20DA6B1E">
             <wp:extent cx="4090670" cy="8863330"/>
             <wp:effectExtent l="0" t="0" r="5080" b="0"/>
             <wp:docPr id="383712491" name="Picture 2"/>
@@ -700,6 +703,53 @@
                     <a:ln>
                       <a:noFill/>
                     </a:ln>
+                  </pic:spPr>
+                </pic:pic>
+              </a:graphicData>
+            </a:graphic>
+          </wp:inline>
+        </w:drawing>
+      </w:r>
+    </w:p>
+    <w:p>
+      <w:r>
+        <w:rPr>
+          <w:b/>
+          <w:bCs/>
+        </w:rPr>
+        <w:lastRenderedPageBreak/>
+        <w:t>Scheduling</w:t>
+      </w:r>
+      <w:r>
+        <w:drawing>
+          <wp:inline distT="0" distB="0" distL="0" distR="0" wp14:anchorId="188D378C" wp14:editId="2FA5DC51">
+            <wp:extent cx="5731510" cy="2939415"/>
+            <wp:effectExtent l="0" t="0" r="2540" b="0"/>
+            <wp:docPr id="527602575" name="Picture 1"/>
+            <wp:cNvGraphicFramePr>
+              <a:graphicFrameLocks xmlns:a="http://schemas.openxmlformats.org/drawingml/2006/main" noChangeAspect="1"/>
+            </wp:cNvGraphicFramePr>
+            <a:graphic xmlns:a="http://schemas.openxmlformats.org/drawingml/2006/main">
+              <a:graphicData uri="http://schemas.openxmlformats.org/drawingml/2006/picture">
+                <pic:pic xmlns:pic="http://schemas.openxmlformats.org/drawingml/2006/picture">
+                  <pic:nvPicPr>
+                    <pic:cNvPr id="527602575" name=""/>
+                    <pic:cNvPicPr/>
+                  </pic:nvPicPr>
+                  <pic:blipFill>
+                    <a:blip r:embed="rId9"/>
+                    <a:stretch>
+                      <a:fillRect/>
+                    </a:stretch>
+                  </pic:blipFill>
+                  <pic:spPr>
+                    <a:xfrm>
+                      <a:off x="0" y="0"/>
+                      <a:ext cx="5731510" cy="2939415"/>
+                    </a:xfrm>
+                    <a:prstGeom prst="rect">
+                      <a:avLst/>
+                    </a:prstGeom>
                   </pic:spPr>
                 </pic:pic>
               </a:graphicData>
@@ -1419,6 +1469,7 @@
   <w:style w:type="character" w:default="1" w:styleId="DefaultParagraphFont">
     <w:name w:val="Default Paragraph Font"/>
     <w:uiPriority w:val="1"/>
+    <w:semiHidden/>
     <w:unhideWhenUsed/>
   </w:style>
   <w:style w:type="table" w:default="1" w:styleId="TableNormal">
